--- a/examples/invoice.docx
+++ b/examples/invoice.docx
@@ -158,7 +158,7 @@
           <w:top w:val="single" w:sz="12" w:space="0" w:color="12395B"/>
         </w:pBdr>
         <w:bidi w:val="0"/>
-        <w:spacing w:before="255" w:after="238"/>
+        <w:spacing w:before="215" w:after="193"/>
         <w:jc w:val="left"/>
         <w:rPr>
           <w:sz w:val="2"/>
@@ -181,7 +181,7 @@
           <w:b/>
           <w:color w:val="12395B"/>
           <w:spacing w:val="23"/>
-          <w:sz w:val="48"/>
+          <w:sz w:val="44"/>
         </w:rPr>
       </w:pPr>
       <w:r>
@@ -190,7 +190,7 @@
           <w:b/>
           <w:color w:val="12395B"/>
           <w:spacing w:val="23"/>
-          <w:sz w:val="48"/>
+          <w:sz w:val="44"/>
         </w:rPr>
         <w:t>INVOICE</w:t>
       </w:r>
@@ -211,6 +211,22 @@
           <w:sz w:val="18"/>
         </w:rPr>
         <w:t>{items|count} line items · issued {issued|date:DD MMMM YYYY}</w:t>
+      </w:r>
+    </w:p>
+    <w:p>
+      <w:pPr>
+        <w:pStyle w:val="Normal"/>
+        <w:bidi w:val="0"/>
+        <w:spacing w:lineRule="auto" w:line="240" w:before="0" w:after="0"/>
+        <w:jc w:val="left"/>
+        <w:rPr>
+          <w:sz w:val="18"/>
+        </w:rPr>
+      </w:pPr>
+      <w:r>
+        <w:rPr>
+          <w:sz w:val="18"/>
+        </w:rPr>
       </w:r>
     </w:p>
     <w:tbl>
@@ -791,12 +807,12 @@
         <w:spacing w:lineRule="auto" w:line="240" w:before="0" w:after="0"/>
         <w:jc w:val="left"/>
         <w:rPr>
-          <w:sz w:val="22"/>
+          <w:sz w:val="18"/>
         </w:rPr>
       </w:pPr>
       <w:r>
         <w:rPr>
-          <w:sz w:val="22"/>
+          <w:sz w:val="18"/>
         </w:rPr>
       </w:r>
     </w:p>
@@ -1046,8 +1062,8 @@
               <w:bottom w:val="single" w:sz="4" w:space="0" w:color="DCE3EA"/>
             </w:tcBorders>
             <w:tcMar>
-              <w:top w:w="85" w:type="dxa"/>
-              <w:bottom w:w="85" w:type="dxa"/>
+              <w:top w:w="74" w:type="dxa"/>
+              <w:bottom w:w="74" w:type="dxa"/>
             </w:tcMar>
           </w:tcPr>
           <w:p>
@@ -1076,9 +1092,9 @@
               <w:bottom w:val="single" w:sz="4" w:space="0" w:color="DCE3EA"/>
             </w:tcBorders>
             <w:tcMar>
-              <w:top w:w="85" w:type="dxa"/>
+              <w:top w:w="74" w:type="dxa"/>
               <w:left w:w="57" w:type="dxa"/>
-              <w:bottom w:w="85" w:type="dxa"/>
+              <w:bottom w:w="74" w:type="dxa"/>
             </w:tcMar>
           </w:tcPr>
           <w:p>
@@ -1128,9 +1144,9 @@
               <w:bottom w:val="single" w:sz="4" w:space="0" w:color="DCE3EA"/>
             </w:tcBorders>
             <w:tcMar>
-              <w:top w:w="85" w:type="dxa"/>
+              <w:top w:w="74" w:type="dxa"/>
               <w:left w:w="57" w:type="dxa"/>
-              <w:bottom w:w="85" w:type="dxa"/>
+              <w:bottom w:w="74" w:type="dxa"/>
             </w:tcMar>
           </w:tcPr>
           <w:p>
@@ -1157,9 +1173,9 @@
               <w:bottom w:val="single" w:sz="4" w:space="0" w:color="DCE3EA"/>
             </w:tcBorders>
             <w:tcMar>
-              <w:top w:w="85" w:type="dxa"/>
+              <w:top w:w="74" w:type="dxa"/>
               <w:left w:w="57" w:type="dxa"/>
-              <w:bottom w:w="85" w:type="dxa"/>
+              <w:bottom w:w="74" w:type="dxa"/>
             </w:tcMar>
           </w:tcPr>
           <w:p>
@@ -1188,9 +1204,9 @@
               <w:bottom w:val="single" w:sz="4" w:space="0" w:color="DCE3EA"/>
             </w:tcBorders>
             <w:tcMar>
-              <w:top w:w="85" w:type="dxa"/>
+              <w:top w:w="74" w:type="dxa"/>
               <w:left w:w="57" w:type="dxa"/>
-              <w:bottom w:w="85" w:type="dxa"/>
+              <w:bottom w:w="74" w:type="dxa"/>
             </w:tcMar>
           </w:tcPr>
           <w:p>
@@ -1217,9 +1233,9 @@
               <w:bottom w:val="single" w:sz="4" w:space="0" w:color="DCE3EA"/>
             </w:tcBorders>
             <w:tcMar>
-              <w:top w:w="85" w:type="dxa"/>
+              <w:top w:w="74" w:type="dxa"/>
               <w:left w:w="57" w:type="dxa"/>
-              <w:bottom w:w="85" w:type="dxa"/>
+              <w:bottom w:w="74" w:type="dxa"/>
               <w:right w:w="125" w:type="dxa"/>
             </w:tcMar>
           </w:tcPr>
@@ -1277,12 +1293,16 @@
             <w:pPr>
               <w:pStyle w:val="Normal"/>
               <w:bidi w:val="0"/>
-              <w:spacing w:lineRule="auto" w:line="276" w:before="0" w:after="0"/>
-              <w:jc w:val="left"/>
-              <w:rPr/>
-            </w:pPr>
-            <w:r>
-              <w:rPr/>
+              <w:spacing w:lineRule="auto" w:line="240" w:before="0" w:after="0"/>
+              <w:jc w:val="left"/>
+              <w:rPr>
+                <w:sz w:val="14"/>
+              </w:rPr>
+            </w:pPr>
+            <w:r>
+              <w:rPr>
+                <w:sz w:val="14"/>
+              </w:rPr>
             </w:r>
           </w:p>
         </w:tc>
@@ -1291,9 +1311,9 @@
             <w:tcW w:w="2268" w:type="dxa"/>
             <w:tcBorders/>
             <w:tcMar>
-              <w:top w:w="57" w:type="dxa"/>
+              <w:top w:w="40" w:type="dxa"/>
               <w:left w:w="57" w:type="dxa"/>
-              <w:bottom w:w="57" w:type="dxa"/>
+              <w:bottom w:w="40" w:type="dxa"/>
               <w:right w:w="125" w:type="dxa"/>
             </w:tcMar>
             <w:vAlign w:val="center"/>
@@ -1322,9 +1342,9 @@
             <w:tcW w:w="1985" w:type="dxa"/>
             <w:tcBorders/>
             <w:tcMar>
-              <w:top w:w="57" w:type="dxa"/>
+              <w:top w:w="40" w:type="dxa"/>
               <w:left w:w="57" w:type="dxa"/>
-              <w:bottom w:w="57" w:type="dxa"/>
+              <w:bottom w:w="40" w:type="dxa"/>
               <w:right w:w="125" w:type="dxa"/>
             </w:tcMar>
             <w:vAlign w:val="center"/>
@@ -1362,12 +1382,16 @@
             <w:pPr>
               <w:pStyle w:val="Normal"/>
               <w:bidi w:val="0"/>
-              <w:spacing w:lineRule="auto" w:line="276" w:before="0" w:after="0"/>
-              <w:jc w:val="left"/>
-              <w:rPr/>
-            </w:pPr>
-            <w:r>
-              <w:rPr/>
+              <w:spacing w:lineRule="auto" w:line="240" w:before="0" w:after="0"/>
+              <w:jc w:val="left"/>
+              <w:rPr>
+                <w:sz w:val="14"/>
+              </w:rPr>
+            </w:pPr>
+            <w:r>
+              <w:rPr>
+                <w:sz w:val="14"/>
+              </w:rPr>
             </w:r>
           </w:p>
         </w:tc>
@@ -1376,9 +1400,9 @@
             <w:tcW w:w="2268" w:type="dxa"/>
             <w:tcBorders/>
             <w:tcMar>
-              <w:top w:w="57" w:type="dxa"/>
+              <w:top w:w="40" w:type="dxa"/>
               <w:left w:w="57" w:type="dxa"/>
-              <w:bottom w:w="57" w:type="dxa"/>
+              <w:bottom w:w="40" w:type="dxa"/>
               <w:right w:w="125" w:type="dxa"/>
             </w:tcMar>
             <w:vAlign w:val="center"/>
@@ -1407,9 +1431,9 @@
             <w:tcW w:w="1985" w:type="dxa"/>
             <w:tcBorders/>
             <w:tcMar>
-              <w:top w:w="57" w:type="dxa"/>
+              <w:top w:w="40" w:type="dxa"/>
               <w:left w:w="57" w:type="dxa"/>
-              <w:bottom w:w="57" w:type="dxa"/>
+              <w:bottom w:w="40" w:type="dxa"/>
               <w:right w:w="125" w:type="dxa"/>
             </w:tcMar>
             <w:vAlign w:val="center"/>
@@ -1447,12 +1471,16 @@
             <w:pPr>
               <w:pStyle w:val="Normal"/>
               <w:bidi w:val="0"/>
-              <w:spacing w:lineRule="auto" w:line="276" w:before="0" w:after="0"/>
-              <w:jc w:val="left"/>
-              <w:rPr/>
-            </w:pPr>
-            <w:r>
-              <w:rPr/>
+              <w:spacing w:lineRule="auto" w:line="240" w:before="0" w:after="0"/>
+              <w:jc w:val="left"/>
+              <w:rPr>
+                <w:sz w:val="14"/>
+              </w:rPr>
+            </w:pPr>
+            <w:r>
+              <w:rPr>
+                <w:sz w:val="14"/>
+              </w:rPr>
             </w:r>
           </w:p>
         </w:tc>
@@ -1464,9 +1492,9 @@
             </w:tcBorders>
             <w:shd w:fill="EEF3F8" w:val="clear"/>
             <w:tcMar>
-              <w:top w:w="113" w:type="dxa"/>
+              <w:top w:w="91" w:type="dxa"/>
               <w:left w:w="57" w:type="dxa"/>
-              <w:bottom w:w="113" w:type="dxa"/>
+              <w:bottom w:w="91" w:type="dxa"/>
               <w:right w:w="125" w:type="dxa"/>
             </w:tcMar>
             <w:vAlign w:val="center"/>
@@ -1504,9 +1532,9 @@
             </w:tcBorders>
             <w:shd w:fill="EEF3F8" w:val="clear"/>
             <w:tcMar>
-              <w:top w:w="113" w:type="dxa"/>
+              <w:top w:w="91" w:type="dxa"/>
               <w:left w:w="57" w:type="dxa"/>
-              <w:bottom w:w="113" w:type="dxa"/>
+              <w:bottom w:w="91" w:type="dxa"/>
               <w:right w:w="125" w:type="dxa"/>
             </w:tcMar>
             <w:vAlign w:val="center"/>
@@ -1934,7 +1962,7 @@
       <w:pPr>
         <w:pStyle w:val="Normal"/>
         <w:bidi w:val="0"/>
-        <w:spacing w:lineRule="auto" w:line="292" w:before="255" w:after="0"/>
+        <w:spacing w:lineRule="auto" w:line="292" w:before="227" w:after="0"/>
         <w:jc w:val="left"/>
         <w:rPr>
           <w:color w:val="6B7B8B"/>
@@ -1954,7 +1982,7 @@
       <w:footerReference w:type="default" r:id="rId3"/>
       <w:type w:val="nextPage"/>
       <w:pgSz w:w="11906" w:h="16838"/>
-      <w:pgMar w:left="1134" w:right="1134" w:gutter="0" w:header="850" w:top="1463" w:footer="850" w:bottom="1451"/>
+      <w:pgMar w:left="1134" w:right="1134" w:gutter="0" w:header="737" w:top="1350" w:footer="737" w:bottom="1338"/>
       <w:pgNumType w:fmt="decimal"/>
       <w:formProt w:val="false"/>
       <w:textDirection w:val="lrTb"/>

--- a/examples/invoice.docx
+++ b/examples/invoice.docx
@@ -158,7 +158,7 @@
           <w:top w:val="single" w:sz="12" w:space="0" w:color="12395B"/>
         </w:pBdr>
         <w:bidi w:val="0"/>
-        <w:spacing w:before="215" w:after="193"/>
+        <w:spacing w:before="181" w:after="170"/>
         <w:jc w:val="left"/>
         <w:rPr>
           <w:sz w:val="2"/>
@@ -220,12 +220,12 @@
         <w:spacing w:lineRule="auto" w:line="240" w:before="0" w:after="0"/>
         <w:jc w:val="left"/>
         <w:rPr>
-          <w:sz w:val="18"/>
+          <w:sz w:val="10"/>
         </w:rPr>
       </w:pPr>
       <w:r>
         <w:rPr>
-          <w:sz w:val="18"/>
+          <w:sz w:val="10"/>
         </w:rPr>
       </w:r>
     </w:p>
@@ -807,12 +807,12 @@
         <w:spacing w:lineRule="auto" w:line="240" w:before="0" w:after="0"/>
         <w:jc w:val="left"/>
         <w:rPr>
-          <w:sz w:val="18"/>
+          <w:sz w:val="10"/>
         </w:rPr>
       </w:pPr>
       <w:r>
         <w:rPr>
-          <w:sz w:val="18"/>
+          <w:sz w:val="10"/>
         </w:rPr>
       </w:r>
     </w:p>
@@ -830,12 +830,12 @@
         </w:tblCellMar>
       </w:tblPr>
       <w:tblGrid>
-        <w:gridCol w:w="510"/>
-        <w:gridCol w:w="4082"/>
+        <w:gridCol w:w="509"/>
+        <w:gridCol w:w="3969"/>
         <w:gridCol w:w="879"/>
         <w:gridCol w:w="765"/>
-        <w:gridCol w:w="1644"/>
-        <w:gridCol w:w="1758"/>
+        <w:gridCol w:w="1587"/>
+        <w:gridCol w:w="1929"/>
       </w:tblGrid>
       <w:tr>
         <w:trPr>
@@ -844,7 +844,7 @@
         </w:trPr>
         <w:tc>
           <w:tcPr>
-            <w:tcW w:w="510" w:type="dxa"/>
+            <w:tcW w:w="509" w:type="dxa"/>
             <w:tcBorders/>
             <w:shd w:fill="12395B" w:val="clear"/>
             <w:vAlign w:val="center"/>
@@ -876,7 +876,7 @@
         </w:tc>
         <w:tc>
           <w:tcPr>
-            <w:tcW w:w="4082" w:type="dxa"/>
+            <w:tcW w:w="3969" w:type="dxa"/>
             <w:tcBorders/>
             <w:shd w:fill="12395B" w:val="clear"/>
             <w:tcMar>
@@ -981,7 +981,7 @@
         </w:tc>
         <w:tc>
           <w:tcPr>
-            <w:tcW w:w="1644" w:type="dxa"/>
+            <w:tcW w:w="1587" w:type="dxa"/>
             <w:tcBorders/>
             <w:shd w:fill="12395B" w:val="clear"/>
             <w:tcMar>
@@ -1016,7 +1016,7 @@
         </w:tc>
         <w:tc>
           <w:tcPr>
-            <w:tcW w:w="1758" w:type="dxa"/>
+            <w:tcW w:w="1929" w:type="dxa"/>
             <w:tcBorders/>
             <w:shd w:fill="12395B" w:val="clear"/>
             <w:tcMar>
@@ -1057,13 +1057,13 @@
         </w:trPr>
         <w:tc>
           <w:tcPr>
-            <w:tcW w:w="510" w:type="dxa"/>
+            <w:tcW w:w="509" w:type="dxa"/>
             <w:tcBorders>
               <w:bottom w:val="single" w:sz="4" w:space="0" w:color="DCE3EA"/>
             </w:tcBorders>
             <w:tcMar>
-              <w:top w:w="74" w:type="dxa"/>
-              <w:bottom w:w="74" w:type="dxa"/>
+              <w:top w:w="62" w:type="dxa"/>
+              <w:bottom w:w="62" w:type="dxa"/>
             </w:tcMar>
           </w:tcPr>
           <w:p>
@@ -1087,14 +1087,14 @@
         </w:tc>
         <w:tc>
           <w:tcPr>
-            <w:tcW w:w="4082" w:type="dxa"/>
+            <w:tcW w:w="3969" w:type="dxa"/>
             <w:tcBorders>
               <w:bottom w:val="single" w:sz="4" w:space="0" w:color="DCE3EA"/>
             </w:tcBorders>
             <w:tcMar>
-              <w:top w:w="74" w:type="dxa"/>
+              <w:top w:w="62" w:type="dxa"/>
               <w:left w:w="57" w:type="dxa"/>
-              <w:bottom w:w="74" w:type="dxa"/>
+              <w:bottom w:w="62" w:type="dxa"/>
             </w:tcMar>
           </w:tcPr>
           <w:p>
@@ -1121,7 +1121,7 @@
             <w:pPr>
               <w:pStyle w:val="Normal"/>
               <w:bidi w:val="0"/>
-              <w:spacing w:before="23" w:after="0"/>
+              <w:spacing w:before="11" w:after="0"/>
               <w:jc w:val="left"/>
               <w:rPr>
                 <w:color w:val="7C8B99"/>
@@ -1144,9 +1144,9 @@
               <w:bottom w:val="single" w:sz="4" w:space="0" w:color="DCE3EA"/>
             </w:tcBorders>
             <w:tcMar>
-              <w:top w:w="74" w:type="dxa"/>
+              <w:top w:w="62" w:type="dxa"/>
               <w:left w:w="57" w:type="dxa"/>
-              <w:bottom w:w="74" w:type="dxa"/>
+              <w:bottom w:w="62" w:type="dxa"/>
             </w:tcMar>
           </w:tcPr>
           <w:p>
@@ -1173,9 +1173,9 @@
               <w:bottom w:val="single" w:sz="4" w:space="0" w:color="DCE3EA"/>
             </w:tcBorders>
             <w:tcMar>
-              <w:top w:w="74" w:type="dxa"/>
+              <w:top w:w="62" w:type="dxa"/>
               <w:left w:w="57" w:type="dxa"/>
-              <w:bottom w:w="74" w:type="dxa"/>
+              <w:bottom w:w="62" w:type="dxa"/>
             </w:tcMar>
           </w:tcPr>
           <w:p>
@@ -1199,14 +1199,14 @@
         </w:tc>
         <w:tc>
           <w:tcPr>
-            <w:tcW w:w="1644" w:type="dxa"/>
+            <w:tcW w:w="1587" w:type="dxa"/>
             <w:tcBorders>
               <w:bottom w:val="single" w:sz="4" w:space="0" w:color="DCE3EA"/>
             </w:tcBorders>
             <w:tcMar>
-              <w:top w:w="74" w:type="dxa"/>
+              <w:top w:w="62" w:type="dxa"/>
               <w:left w:w="57" w:type="dxa"/>
-              <w:bottom w:w="74" w:type="dxa"/>
+              <w:bottom w:w="62" w:type="dxa"/>
             </w:tcMar>
           </w:tcPr>
           <w:p>
@@ -1228,14 +1228,14 @@
         </w:tc>
         <w:tc>
           <w:tcPr>
-            <w:tcW w:w="1758" w:type="dxa"/>
+            <w:tcW w:w="1929" w:type="dxa"/>
             <w:tcBorders>
               <w:bottom w:val="single" w:sz="4" w:space="0" w:color="DCE3EA"/>
             </w:tcBorders>
             <w:tcMar>
-              <w:top w:w="74" w:type="dxa"/>
+              <w:top w:w="62" w:type="dxa"/>
               <w:left w:w="57" w:type="dxa"/>
-              <w:bottom w:w="74" w:type="dxa"/>
+              <w:bottom w:w="62" w:type="dxa"/>
               <w:right w:w="125" w:type="dxa"/>
             </w:tcMar>
           </w:tcPr>
@@ -1257,114 +1257,6 @@
                 <w:sz w:val="19"/>
               </w:rPr>
               <w:t>{line_total|currency:EUR}{/items}</w:t>
-            </w:r>
-          </w:p>
-        </w:tc>
-      </w:tr>
-    </w:tbl>
-    <w:tbl>
-      <w:tblPr>
-        <w:tblW w:w="5000" w:type="pct"/>
-        <w:jc w:val="left"/>
-        <w:tblInd w:w="0" w:type="dxa"/>
-        <w:tblLayout w:type="fixed"/>
-        <w:tblCellMar>
-          <w:top w:w="0" w:type="dxa"/>
-          <w:left w:w="0" w:type="dxa"/>
-          <w:bottom w:w="0" w:type="dxa"/>
-          <w:right w:w="0" w:type="dxa"/>
-        </w:tblCellMar>
-      </w:tblPr>
-      <w:tblGrid>
-        <w:gridCol w:w="5385"/>
-        <w:gridCol w:w="2268"/>
-        <w:gridCol w:w="1985"/>
-      </w:tblGrid>
-      <w:tr>
-        <w:trPr>
-          <w:cantSplit w:val="true"/>
-        </w:trPr>
-        <w:tc>
-          <w:tcPr>
-            <w:tcW w:w="5385" w:type="dxa"/>
-            <w:tcBorders/>
-          </w:tcPr>
-          <w:p>
-            <w:pPr>
-              <w:pStyle w:val="Normal"/>
-              <w:bidi w:val="0"/>
-              <w:spacing w:lineRule="auto" w:line="240" w:before="0" w:after="0"/>
-              <w:jc w:val="left"/>
-              <w:rPr>
-                <w:sz w:val="14"/>
-              </w:rPr>
-            </w:pPr>
-            <w:r>
-              <w:rPr>
-                <w:sz w:val="14"/>
-              </w:rPr>
-            </w:r>
-          </w:p>
-        </w:tc>
-        <w:tc>
-          <w:tcPr>
-            <w:tcW w:w="2268" w:type="dxa"/>
-            <w:tcBorders/>
-            <w:tcMar>
-              <w:top w:w="40" w:type="dxa"/>
-              <w:left w:w="57" w:type="dxa"/>
-              <w:bottom w:w="40" w:type="dxa"/>
-              <w:right w:w="125" w:type="dxa"/>
-            </w:tcMar>
-            <w:vAlign w:val="center"/>
-          </w:tcPr>
-          <w:p>
-            <w:pPr>
-              <w:pStyle w:val="Normal"/>
-              <w:bidi w:val="0"/>
-              <w:jc w:val="right"/>
-              <w:rPr>
-                <w:color w:val="546575"/>
-                <w:sz w:val="19"/>
-              </w:rPr>
-            </w:pPr>
-            <w:r>
-              <w:rPr>
-                <w:color w:val="546575"/>
-                <w:sz w:val="19"/>
-              </w:rPr>
-              <w:t>Subtotal (net)</w:t>
-            </w:r>
-          </w:p>
-        </w:tc>
-        <w:tc>
-          <w:tcPr>
-            <w:tcW w:w="1985" w:type="dxa"/>
-            <w:tcBorders/>
-            <w:tcMar>
-              <w:top w:w="40" w:type="dxa"/>
-              <w:left w:w="57" w:type="dxa"/>
-              <w:bottom w:w="40" w:type="dxa"/>
-              <w:right w:w="125" w:type="dxa"/>
-            </w:tcMar>
-            <w:vAlign w:val="center"/>
-          </w:tcPr>
-          <w:p>
-            <w:pPr>
-              <w:pStyle w:val="Normal"/>
-              <w:bidi w:val="0"/>
-              <w:jc w:val="right"/>
-              <w:rPr>
-                <w:b/>
-                <w:sz w:val="19"/>
-              </w:rPr>
-            </w:pPr>
-            <w:r>
-              <w:rPr>
-                <w:b/>
-                <w:sz w:val="19"/>
-              </w:rPr>
-              <w:t>{items|sumProduct:qty:unit_price|currency:EUR}</w:t>
             </w:r>
           </w:p>
         </w:tc>
@@ -1375,34 +1267,13 @@
         </w:trPr>
         <w:tc>
           <w:tcPr>
-            <w:tcW w:w="5385" w:type="dxa"/>
-            <w:tcBorders/>
-          </w:tcPr>
-          <w:p>
-            <w:pPr>
-              <w:pStyle w:val="Normal"/>
-              <w:bidi w:val="0"/>
-              <w:spacing w:lineRule="auto" w:line="240" w:before="0" w:after="0"/>
-              <w:jc w:val="left"/>
-              <w:rPr>
-                <w:sz w:val="14"/>
-              </w:rPr>
-            </w:pPr>
-            <w:r>
-              <w:rPr>
-                <w:sz w:val="14"/>
-              </w:rPr>
-            </w:r>
-          </w:p>
-        </w:tc>
-        <w:tc>
-          <w:tcPr>
-            <w:tcW w:w="2268" w:type="dxa"/>
+            <w:tcW w:w="7709" w:type="dxa"/>
+            <w:gridSpan w:val="5"/>
             <w:tcBorders/>
             <w:tcMar>
-              <w:top w:w="40" w:type="dxa"/>
+              <w:top w:w="170" w:type="dxa"/>
               <w:left w:w="57" w:type="dxa"/>
-              <w:bottom w:w="40" w:type="dxa"/>
+              <w:bottom w:w="28" w:type="dxa"/>
               <w:right w:w="125" w:type="dxa"/>
             </w:tcMar>
             <w:vAlign w:val="center"/>
@@ -1422,18 +1293,18 @@
                 <w:color w:val="546575"/>
                 <w:sz w:val="19"/>
               </w:rPr>
-              <w:t>VAT at {vat_rate|percent}</w:t>
-            </w:r>
-          </w:p>
-        </w:tc>
-        <w:tc>
-          <w:tcPr>
-            <w:tcW w:w="1985" w:type="dxa"/>
+              <w:t>Subtotal (net)</w:t>
+            </w:r>
+          </w:p>
+        </w:tc>
+        <w:tc>
+          <w:tcPr>
+            <w:tcW w:w="1929" w:type="dxa"/>
             <w:tcBorders/>
             <w:tcMar>
-              <w:top w:w="40" w:type="dxa"/>
+              <w:top w:w="170" w:type="dxa"/>
               <w:left w:w="57" w:type="dxa"/>
-              <w:bottom w:w="40" w:type="dxa"/>
+              <w:bottom w:w="28" w:type="dxa"/>
               <w:right w:w="125" w:type="dxa"/>
             </w:tcMar>
             <w:vAlign w:val="center"/>
@@ -1453,7 +1324,7 @@
                 <w:b/>
                 <w:sz w:val="19"/>
               </w:rPr>
-              <w:t>{items|sumProduct:qty:unit_price:vat_rate|currency:EUR}</w:t>
+              <w:t>{items|sumProduct:qty:unit_price|currency:EUR}</w:t>
             </w:r>
           </w:p>
         </w:tc>
@@ -1464,37 +1335,82 @@
         </w:trPr>
         <w:tc>
           <w:tcPr>
-            <w:tcW w:w="5385" w:type="dxa"/>
-            <w:tcBorders/>
-          </w:tcPr>
-          <w:p>
-            <w:pPr>
-              <w:pStyle w:val="Normal"/>
-              <w:bidi w:val="0"/>
-              <w:spacing w:lineRule="auto" w:line="240" w:before="0" w:after="0"/>
-              <w:jc w:val="left"/>
-              <w:rPr>
-                <w:sz w:val="14"/>
-              </w:rPr>
-            </w:pPr>
-            <w:r>
-              <w:rPr>
-                <w:sz w:val="14"/>
-              </w:rPr>
-            </w:r>
-          </w:p>
-        </w:tc>
-        <w:tc>
-          <w:tcPr>
-            <w:tcW w:w="2268" w:type="dxa"/>
+            <w:tcW w:w="7709" w:type="dxa"/>
+            <w:gridSpan w:val="5"/>
+            <w:tcBorders/>
+            <w:tcMar>
+              <w:top w:w="28" w:type="dxa"/>
+              <w:left w:w="57" w:type="dxa"/>
+              <w:bottom w:w="28" w:type="dxa"/>
+              <w:right w:w="125" w:type="dxa"/>
+            </w:tcMar>
+            <w:vAlign w:val="center"/>
+          </w:tcPr>
+          <w:p>
+            <w:pPr>
+              <w:pStyle w:val="Normal"/>
+              <w:bidi w:val="0"/>
+              <w:jc w:val="right"/>
+              <w:rPr>
+                <w:color w:val="546575"/>
+                <w:sz w:val="19"/>
+              </w:rPr>
+            </w:pPr>
+            <w:r>
+              <w:rPr>
+                <w:color w:val="546575"/>
+                <w:sz w:val="19"/>
+              </w:rPr>
+              <w:t>VAT at {vat_rate|percent}</w:t>
+            </w:r>
+          </w:p>
+        </w:tc>
+        <w:tc>
+          <w:tcPr>
+            <w:tcW w:w="1929" w:type="dxa"/>
+            <w:tcBorders/>
+            <w:tcMar>
+              <w:top w:w="28" w:type="dxa"/>
+              <w:left w:w="57" w:type="dxa"/>
+              <w:bottom w:w="28" w:type="dxa"/>
+              <w:right w:w="125" w:type="dxa"/>
+            </w:tcMar>
+            <w:vAlign w:val="center"/>
+          </w:tcPr>
+          <w:p>
+            <w:pPr>
+              <w:pStyle w:val="Normal"/>
+              <w:bidi w:val="0"/>
+              <w:jc w:val="right"/>
+              <w:rPr>
+                <w:b/>
+                <w:sz w:val="19"/>
+              </w:rPr>
+            </w:pPr>
+            <w:r>
+              <w:rPr>
+                <w:b/>
+                <w:sz w:val="19"/>
+              </w:rPr>
+              <w:t>{items|sumProduct:qty:unit_price:vat_rate|currency:EUR}</w:t>
+            </w:r>
+          </w:p>
+        </w:tc>
+      </w:tr>
+      <w:tr>
+        <w:trPr>
+          <w:cantSplit w:val="true"/>
+        </w:trPr>
+        <w:tc>
+          <w:tcPr>
+            <w:tcW w:w="7709" w:type="dxa"/>
+            <w:gridSpan w:val="5"/>
             <w:tcBorders>
               <w:top w:val="single" w:sz="12" w:space="0" w:color="12395B"/>
             </w:tcBorders>
             <w:shd w:fill="EEF3F8" w:val="clear"/>
             <w:tcMar>
-              <w:top w:w="91" w:type="dxa"/>
               <w:left w:w="57" w:type="dxa"/>
-              <w:bottom w:w="91" w:type="dxa"/>
               <w:right w:w="125" w:type="dxa"/>
             </w:tcMar>
             <w:vAlign w:val="center"/>
@@ -1526,15 +1442,13 @@
         </w:tc>
         <w:tc>
           <w:tcPr>
-            <w:tcW w:w="1985" w:type="dxa"/>
+            <w:tcW w:w="1929" w:type="dxa"/>
             <w:tcBorders>
               <w:top w:val="single" w:sz="12" w:space="0" w:color="12395B"/>
             </w:tcBorders>
             <w:shd w:fill="EEF3F8" w:val="clear"/>
             <w:tcMar>
-              <w:top w:w="91" w:type="dxa"/>
               <w:left w:w="57" w:type="dxa"/>
-              <w:bottom w:w="91" w:type="dxa"/>
               <w:right w:w="125" w:type="dxa"/>
             </w:tcMar>
             <w:vAlign w:val="center"/>
@@ -1548,7 +1462,7 @@
                 <w:rFonts w:ascii="Caladea" w:hAnsi="Caladea"/>
                 <w:b/>
                 <w:color w:val="12395B"/>
-                <w:sz w:val="28"/>
+                <w:sz w:val="26"/>
               </w:rPr>
             </w:pPr>
             <w:r>
@@ -1556,7 +1470,7 @@
                 <w:rFonts w:ascii="Caladea" w:hAnsi="Caladea"/>
                 <w:b/>
                 <w:color w:val="12395B"/>
-                <w:sz w:val="28"/>
+                <w:sz w:val="26"/>
               </w:rPr>
               <w:t>{items|sumProduct:qty:unit_price:vat_factor|currency:EUR}</w:t>
             </w:r>
@@ -1761,9 +1675,9 @@
         <w:tblInd w:w="0" w:type="dxa"/>
         <w:tblLayout w:type="fixed"/>
         <w:tblCellMar>
-          <w:top w:w="159" w:type="dxa"/>
+          <w:top w:w="125" w:type="dxa"/>
           <w:left w:w="170" w:type="dxa"/>
-          <w:bottom w:w="159" w:type="dxa"/>
+          <w:bottom w:w="125" w:type="dxa"/>
           <w:right w:w="170" w:type="dxa"/>
         </w:tblCellMar>
       </w:tblPr>
@@ -1955,6 +1869,25 @@
               <w:t>{terms_note}</w:t>
             </w:r>
           </w:p>
+          <w:p>
+            <w:pPr>
+              <w:pStyle w:val="Normal"/>
+              <w:bidi w:val="0"/>
+              <w:spacing w:lineRule="auto" w:line="292" w:before="102" w:after="0"/>
+              <w:jc w:val="left"/>
+              <w:rPr>
+                <w:color w:val="7C8B99"/>
+                <w:sz w:val="16"/>
+              </w:rPr>
+            </w:pPr>
+            <w:r>
+              <w:rPr>
+                <w:color w:val="7C8B99"/>
+                <w:sz w:val="16"/>
+              </w:rPr>
+              <w:t>{closing_note}</w:t>
+            </w:r>
+          </w:p>
         </w:tc>
       </w:tr>
     </w:tbl>
@@ -1962,19 +1895,12 @@
       <w:pPr>
         <w:pStyle w:val="Normal"/>
         <w:bidi w:val="0"/>
-        <w:spacing w:lineRule="auto" w:line="292" w:before="227" w:after="0"/>
+        <w:spacing w:lineRule="auto" w:line="276" w:before="0" w:after="0"/>
         <w:jc w:val="left"/>
-        <w:rPr>
-          <w:color w:val="6B7B8B"/>
-          <w:sz w:val="17"/>
-        </w:rPr>
+        <w:rPr/>
       </w:pPr>
       <w:r>
-        <w:rPr>
-          <w:color w:val="6B7B8B"/>
-          <w:sz w:val="17"/>
-        </w:rPr>
-        <w:t>{closing_note}</w:t>
+        <w:rPr/>
       </w:r>
     </w:p>
     <w:sectPr>
